--- a/DBTUNING/ch18_성능을위한DB구성/ch18_성능을위한DB구성.docx
+++ b/DBTUNING/ch18_성능을위한DB구성/ch18_성능을위한DB구성.docx
@@ -10,7 +10,7 @@
         <w:rPr>
           <w:rFonts w:ascii="맑은 고딕" w:hAnsi="맑은 고딕" w:eastAsia="맑은 고딕"/>
         </w:rPr>
-        <w:t>제4장  성능을 위한 데이터베이스 구성</w:t>
+        <w:t>제ch18  성능을 위한 데이터베이스 구성</w:t>
       </w:r>
     </w:p>
     <w:p>
@@ -955,7 +955,7 @@
           <w:rFonts w:ascii="맑은 고딕" w:hAnsi="맑은 고딕" w:eastAsia="맑은 고딕"/>
           <w:sz w:val="21"/>
         </w:rPr>
-        <w:t>몇 가지는 성격을 더 짚어 둘 만하다. COMPATIBLE은 이 데이터베이스가 유지해야 할 릴리스 호환 수준을 정한다. 새 릴리스로 올린 뒤에도 이 값을 이전 릴리스로 두면 새 기능이 활성화되지 않아, 검증되지 않은 기능이 프로덕션에 갑자기 끼어드는 것을 막을 수 있다. DB_BLOCK_SIZE는 4.7절에서 따로 다룬다. SGA_TARGET을 지정하면 그 안에서 버퍼 캐시(DB_CACHE_SIZE)·자바 풀·라지 풀·공유 풀이 자동으로 크기 조정되고, PGA_AGGREGATE_TARGET을 지정하면 정렬·해시 같은 SQL 작업 영역이 자동으로 조정된다(4.5절). 이 실습 환경은 memory_target=0이므로 SGA와 PGA를 각각 목표값으로 두는 ASMM이며, 두 값을 하나로 통합 관리하는 AMM(memory_target 사용)은 16장에서 다룬다.</w:t>
+        <w:t>몇 가지는 성격을 더 짚어 둘 만하다. COMPATIBLE은 이 데이터베이스가 유지해야 할 릴리스 호환 수준을 정한다. 새 릴리스로 올린 뒤에도 이 값을 이전 릴리스로 두면 새 기능이 활성화되지 않아, 검증되지 않은 기능이 프로덕션에 갑자기 끼어드는 것을 막을 수 있다. DB_BLOCK_SIZE는 4.7절에서 따로 다룬다. SGA_TARGET을 지정하면 그 안에서 버퍼 캐시(DB_CACHE_SIZE)·자바 풀·라지 풀·공유 풀이 자동으로 크기 조정되고, PGA_AGGREGATE_TARGET을 지정하면 정렬·해시 같은 SQL 작업 영역이 자동으로 조정된다(4.5절). 이 실습 환경은 memory_target=0이므로 SGA와 PGA를 각각 목표값으로 두는 ASMM이며, 두 값을 하나로 통합 관리하는 AMM(memory_target 사용)은 ch29에서 다룬다.</w:t>
       </w:r>
     </w:p>
     <w:p>
@@ -1264,7 +1264,7 @@
           <w:rFonts w:ascii="맑은 고딕" w:hAnsi="맑은 고딕" w:eastAsia="맑은 고딕"/>
           <w:sz w:val="21"/>
         </w:rPr>
-        <w:t>이 한 화면이 인스턴스의 성격을 요약한다. db_block_size=8192는 8KB 블록으로, OLTP에 적합한 트랜잭션 처리 지향 구성이다. memory_target=0이므로 AMM(자동 메모리 관리)은 꺼져 있고, sga_target 약 1.5GB(1,577,058,304바이트)와 pga_aggregate_target 약 700MB(734,003,200바이트)가 각각 지정된 ASMM(자동 공유 메모리 관리) 방식이다. processes=500에서 sessions=776이 파생됐고(대략 processes×1.5+22 규칙), undo_management는 기본 AUTO라 목록에 자동으로 잡히지 않을 수 있으나 undo_tablespace=UNDOTBS1, undo_retention=900으로 자동 Undo 관리가 동작 중임을 알 수 있다. cursor_sharing=EXACT는 리터럴 SQL을 공유하지 않는 기본값으로 2·18장에서 다룬다.</w:t>
+        <w:t>이 한 화면이 인스턴스의 성격을 요약한다. db_block_size=8192는 8KB 블록으로, OLTP에 적합한 트랜잭션 처리 지향 구성이다. memory_target=0이므로 AMM(자동 메모리 관리)은 꺼져 있고, sga_target 약 1.5GB(1,577,058,304바이트)와 pga_aggregate_target 약 700MB(734,003,200바이트)가 각각 지정된 ASMM(자동 공유 메모리 관리) 방식이다. processes=500에서 sessions=776이 파생됐고(대략 processes×1.5+22 규칙), undo_management는 기본 AUTO라 목록에 자동으로 잡히지 않을 수 있으나 undo_tablespace=UNDOTBS1, undo_retention=900으로 자동 Undo 관리가 동작 중임을 알 수 있다. cursor_sharing=EXACT는 리터럴 SQL을 공유하지 않는 기본값으로 ch16·ch32에서 다룬다.</w:t>
       </w:r>
     </w:p>
     <w:tbl>
@@ -1302,7 +1302,7 @@
                 <w:rFonts w:ascii="맑은 고딕" w:hAnsi="맑은 고딕" w:eastAsia="맑은 고딕"/>
                 <w:sz w:val="20"/>
               </w:rPr>
-              <w:t>· 변경 전 현재값을 반드시 캡처한다: SELECT name, value FROM v$parameter WHERE name='...'; (근거 없는 조치를 경계한다 — 1장).</w:t>
+              <w:t>· 변경 전 현재값을 반드시 캡처한다: SELECT name, value FROM v$parameter WHERE name='...'; (근거 없는 조치를 경계한다 — ch15).</w:t>
             </w:r>
           </w:p>
           <w:p>
@@ -1403,7 +1403,7 @@
                 <w:rFonts w:ascii="맑은 고딕" w:hAnsi="맑은 고딕" w:eastAsia="맑은 고딕"/>
                 <w:sz w:val="20"/>
               </w:rPr>
-              <w:t>· memory_target=0은 '설정 안 함'이며 오류가 아니다. 이 값이 0이 아니면 AMM이 켜져 SGA/PGA를 통합 관리한다(16장).</w:t>
+              <w:t>· memory_target=0은 '설정 안 함'이며 오류가 아니다. 이 값이 0이 아니면 AMM이 켜져 SGA/PGA를 통합 관리한다(ch29).</w:t>
             </w:r>
           </w:p>
           <w:p>
@@ -2335,7 +2335,7 @@
           <w:rFonts w:ascii="맑은 고딕" w:hAnsi="맑은 고딕" w:eastAsia="맑은 고딕"/>
           <w:sz w:val="21"/>
         </w:rPr>
-        <w:t>임시 테이블스페이스(temporary tablespace)는 메모리에 담기지 않는 작업을 디스크로 흘려보내는 공간이다. 대표적으로 정렬(ORDER BY, GROUP BY, DISTINCT, 인덱스 생성), 해시 조인, 그리고 전역 임시 테이블(GTT)의 데이터가 여기에 쓰인다. PGA의 작업 영역(work area)이 감당할 수 있으면 메모리 안에서 끝나지만(optimal), 넘치면 임시 테이블스페이스로 스필(spill)한다. 이 스필이 1-pass인지 multi-pass인지가 정렬 성능을 가르며 19장에서 깊게 다룬다. 여기서는 구성 관점, 즉 '임시 공간이 부족하면 무슨 일이 나는가'에 집중한다.</w:t>
+        <w:t>임시 테이블스페이스(temporary tablespace)는 메모리에 담기지 않는 작업을 디스크로 흘려보내는 공간이다. 대표적으로 정렬(ORDER BY, GROUP BY, DISTINCT, 인덱스 생성), 해시 조인, 그리고 전역 임시 테이블(GTT)의 데이터가 여기에 쓰인다. PGA의 작업 영역(work area)이 감당할 수 있으면 메모리 안에서 끝나지만(optimal), 넘치면 임시 테이블스페이스로 스필(spill)한다. 이 스필이 1-pass인지 multi-pass인지가 정렬 성능을 가르며 ch33에서 깊게 다룬다. 여기서는 구성 관점, 즉 '임시 공간이 부족하면 무슨 일이 나는가'에 집중한다.</w:t>
       </w:r>
     </w:p>
     <w:p>
@@ -2472,7 +2472,7 @@
           <w:rFonts w:ascii="맑은 고딕" w:hAnsi="맑은 고딕" w:eastAsia="맑은 고딕"/>
           <w:sz w:val="21"/>
         </w:rPr>
-        <w:t>임시 공간과 PGA는 한 몸처럼 움직인다. 정렬·해시 작업 영역은 먼저 PGA에서 메모리로 시도되고, PGA_AGGREGATE_TARGET(실측 약 700MB) 안에서 세션에 할당된 작업 영역을 넘어서면 임시 테이블스페이스로 흘러넘친다. 따라서 ORA-01652는 두 방향에서 접근할 수 있다. 하나는 임시 공간을 늘리는 것(이 절의 주제)이고, 다른 하나는 PGA를 키워 애초에 디스크로 덜 흘리게 하는 것(19장)이다. 다만 PGA는 동시 세션이 나눠 쓰므로 한 세션이 쓸 수 있는 작업 영역에는 상한이 있어, 정말 큰 정렬은 결국 임시 공간이 필요하다.</w:t>
+        <w:t>임시 공간과 PGA는 한 몸처럼 움직인다. 정렬·해시 작업 영역은 먼저 PGA에서 메모리로 시도되고, PGA_AGGREGATE_TARGET(실측 약 700MB) 안에서 세션에 할당된 작업 영역을 넘어서면 임시 테이블스페이스로 흘러넘친다. 따라서 ORA-01652는 두 방향에서 접근할 수 있다. 하나는 임시 공간을 늘리는 것(이 절의 주제)이고, 다른 하나는 PGA를 키워 애초에 디스크로 덜 흘리게 하는 것(ch33)이다. 다만 PGA는 동시 세션이 나눠 쓰므로 한 세션이 쓸 수 있는 작업 영역에는 상한이 있어, 정말 큰 정렬은 결국 임시 공간이 필요하다.</w:t>
       </w:r>
     </w:p>
     <w:p>
@@ -3208,7 +3208,7 @@
                 <w:rFonts w:ascii="맑은 고딕" w:hAnsi="맑은 고딕" w:eastAsia="맑은 고딕"/>
                 <w:sz w:val="20"/>
               </w:rPr>
-              <w:t>· 공유 서버를 켜면 UGA가 SGA로 이동하므로 라지 풀(LARGE_POOL_SIZE)을 반드시 확보한다. 안 그러면 공유 풀을 침범한다(18장).</w:t>
+              <w:t>· 공유 서버를 켜면 UGA가 SGA로 이동하므로 라지 풀(LARGE_POOL_SIZE)을 반드시 확보한다. 안 그러면 공유 풀을 침범한다(ch32).</w:t>
             </w:r>
           </w:p>
         </w:tc>
@@ -3834,7 +3834,7 @@
                 <w:rFonts w:ascii="맑은 고딕" w:hAnsi="맑은 고딕" w:eastAsia="맑은 고딕"/>
                 <w:sz w:val="20"/>
               </w:rPr>
-              <w:t>· 단, 블록 크기가 다른 테이블스페이스는 그에 맞는 별도 버퍼 풀(캐시)을 소비하므로, 메모리 계획과 함께 결정한다(17장).</w:t>
+              <w:t>· 단, 블록 크기가 다른 테이블스페이스는 그에 맞는 별도 버퍼 풀(캐시)을 소비하므로, 메모리 계획과 함께 결정한다(ch31).</w:t>
             </w:r>
           </w:p>
           <w:p>
@@ -4413,7 +4413,7 @@
           <w:rFonts w:ascii="맑은 고딕" w:hAnsi="맑은 고딕" w:eastAsia="맑은 고딕"/>
           <w:sz w:val="21"/>
         </w:rPr>
-        <w:t>USERS가 2,369MB로 가장 크고 데이터 파일이 2개다. 진료비 스키마의 업무 테이블이 여기에 있다. SYSAUX 900MB는 AWR·옵티마이저 통계 등 관리 정보가 쌓이는 곳으로 6장에서 용량을 다룬다. UNDOTBS1 380MB는 4.4절에서 본 Undo, TEMP 20MB는 4.5절에서 본 임시 공간이다. 이 지도를 기억해 두면, 뒤에서 'ORA-01555가 났다'거나 'ORA-01652가 났다'는 상황을 만났을 때 어느 테이블스페이스가 관여하는지 바로 연결할 수 있다.</w:t>
+        <w:t>USERS가 2,369MB로 가장 크고 데이터 파일이 2개다. 진료비 스키마의 업무 테이블이 여기에 있다. SYSAUX 900MB는 AWR·옵티마이저 통계 등 관리 정보가 쌓이는 곳으로 ch20에서 용량을 다룬다. UNDOTBS1 380MB는 4.4절에서 본 Undo, TEMP 20MB는 4.5절에서 본 임시 공간이다. 이 지도를 기억해 두면, 뒤에서 'ORA-01555가 났다'거나 'ORA-01652가 났다'는 상황을 만났을 때 어느 테이블스페이스가 관여하는지 바로 연결할 수 있다.</w:t>
       </w:r>
     </w:p>
     <w:p>
@@ -4721,7 +4721,7 @@
           <w:rFonts w:ascii="맑은 고딕" w:hAnsi="맑은 고딕" w:eastAsia="맑은 고딕"/>
           <w:sz w:val="21"/>
         </w:rPr>
-        <w:t>이 실습들은 구성 변경과 오류 재현을 포함하므로, 각 트랜스크립트 머리에 개인 실습 환경 전용 경고와 원복 절차를 명시했다. 오류를 '재현'하는 것이 목표이므로, 정상 실행만 확인하고 끝내지 말고 반드시 조치 전 상태 → 조치 → 조치 후 상태의 3단 캡처를 남긴다. 다음 장(5장)부터는 이렇게 구성된 데이터베이스 위에서 실제 부하를 걸어 DB Time을 측정하기 시작한다.</w:t>
+        <w:t>이 실습들은 구성 변경과 오류 재현을 포함하므로, 각 트랜스크립트 머리에 개인 실습 환경 전용 경고와 원복 절차를 명시했다. 오류를 '재현'하는 것이 목표이므로, 정상 실행만 확인하고 끝내지 말고 반드시 조치 전 상태 → 조치 → 조치 후 상태의 3단 캡처를 남긴다. 다음 장(ch19)부터는 이렇게 구성된 데이터베이스 위에서 실제 부하를 걸어 DB Time을 측정하기 시작한다.</w:t>
       </w:r>
     </w:p>
     <w:sectPr>

--- a/DBTUNING/ch18_성능을위한DB구성/ch18_성능을위한DB구성.docx
+++ b/DBTUNING/ch18_성능을위한DB구성/ch18_성능을위한DB구성.docx
@@ -10,7 +10,7 @@
         <w:rPr>
           <w:rFonts w:ascii="맑은 고딕" w:hAnsi="맑은 고딕" w:eastAsia="맑은 고딕"/>
         </w:rPr>
-        <w:t>제ch18  성능을 위한 데이터베이스 구성</w:t>
+        <w:t>ch18  성능을 위한 데이터베이스 구성</w:t>
       </w:r>
     </w:p>
     <w:p>

--- a/DBTUNING/ch18_성능을위한DB구성/ch18_성능을위한DB구성.docx
+++ b/DBTUNING/ch18_성능을위한DB구성/ch18_성능을위한DB구성.docx
@@ -51,7 +51,7 @@
         <w:rPr>
           <w:rFonts w:ascii="맑은 고딕" w:hAnsi="맑은 고딕" w:eastAsia="맑은 고딕"/>
         </w:rPr>
-        <w:t>4.1  학습 목표</w:t>
+        <w:t>18.1  학습 목표</w:t>
       </w:r>
     </w:p>
     <w:p>
@@ -144,7 +144,7 @@
         <w:rPr>
           <w:rFonts w:ascii="맑은 고딕" w:hAnsi="맑은 고딕" w:eastAsia="맑은 고딕"/>
         </w:rPr>
-        <w:t>4.2  초기 인스턴스 구성 — 무엇을 처음에 정하는가</w:t>
+        <w:t>18.2  초기 인스턴스 구성 — 무엇을 처음에 정하는가</w:t>
       </w:r>
     </w:p>
     <w:p>
@@ -520,7 +520,7 @@
         <w:rPr>
           <w:rFonts w:ascii="맑은 고딕" w:hAnsi="맑은 고딕" w:eastAsia="맑은 고딕"/>
         </w:rPr>
-        <w:t>4.3  성능에 영향을 주는 초기화 파라미터</w:t>
+        <w:t>18.3  성능에 영향을 주는 초기화 파라미터</w:t>
       </w:r>
     </w:p>
     <w:p>
@@ -678,7 +678,7 @@
                 <w:rFonts w:ascii="맑은 고딕" w:hAnsi="맑은 고딕" w:eastAsia="맑은 고딕"/>
                 <w:sz w:val="19"/>
               </w:rPr>
-              <w:t>OLTP는 대개 8192, DW는 더 큼(4.7절)</w:t>
+              <w:t>OLTP는 대개 8192, DW는 더 큼(18.7절)</w:t>
             </w:r>
           </w:p>
         </w:tc>
@@ -766,7 +766,7 @@
                 <w:rFonts w:ascii="맑은 고딕" w:hAnsi="맑은 고딕" w:eastAsia="맑은 고딕"/>
                 <w:sz w:val="19"/>
               </w:rPr>
-              <w:t>정렬·해시 작업 영역 자동 조정(4.5절)</w:t>
+              <w:t>정렬·해시 작업 영역 자동 조정(18.5절)</w:t>
             </w:r>
           </w:p>
         </w:tc>
@@ -942,7 +942,7 @@
                 <w:rFonts w:ascii="맑은 고딕" w:hAnsi="맑은 고딕" w:eastAsia="맑은 고딕"/>
                 <w:sz w:val="19"/>
               </w:rPr>
-              <w:t>기동 시 사용할 Undo 지정(4.4절)</w:t>
+              <w:t>기동 시 사용할 Undo 지정(18.4절)</w:t>
             </w:r>
           </w:p>
         </w:tc>
@@ -955,7 +955,7 @@
           <w:rFonts w:ascii="맑은 고딕" w:hAnsi="맑은 고딕" w:eastAsia="맑은 고딕"/>
           <w:sz w:val="21"/>
         </w:rPr>
-        <w:t>몇 가지는 성격을 더 짚어 둘 만하다. COMPATIBLE은 이 데이터베이스가 유지해야 할 릴리스 호환 수준을 정한다. 새 릴리스로 올린 뒤에도 이 값을 이전 릴리스로 두면 새 기능이 활성화되지 않아, 검증되지 않은 기능이 프로덕션에 갑자기 끼어드는 것을 막을 수 있다. DB_BLOCK_SIZE는 4.7절에서 따로 다룬다. SGA_TARGET을 지정하면 그 안에서 버퍼 캐시(DB_CACHE_SIZE)·자바 풀·라지 풀·공유 풀이 자동으로 크기 조정되고, PGA_AGGREGATE_TARGET을 지정하면 정렬·해시 같은 SQL 작업 영역이 자동으로 조정된다(4.5절). 이 실습 환경은 memory_target=0이므로 SGA와 PGA를 각각 목표값으로 두는 ASMM이며, 두 값을 하나로 통합 관리하는 AMM(memory_target 사용)은 ch29에서 다룬다.</w:t>
+        <w:t>몇 가지는 성격을 더 짚어 둘 만하다. COMPATIBLE은 이 데이터베이스가 유지해야 할 릴리스 호환 수준을 정한다. 새 릴리스로 올린 뒤에도 이 값을 이전 릴리스로 두면 새 기능이 활성화되지 않아, 검증되지 않은 기능이 프로덕션에 갑자기 끼어드는 것을 막을 수 있다. DB_BLOCK_SIZE는 18.7절에서 따로 다룬다. SGA_TARGET을 지정하면 그 안에서 버퍼 캐시(DB_CACHE_SIZE)·자바 풀·라지 풀·공유 풀이 자동으로 크기 조정되고, PGA_AGGREGATE_TARGET을 지정하면 정렬·해시 같은 SQL 작업 영역이 자동으로 조정된다(18.5절). 이 실습 환경은 memory_target=0이므로 SGA와 PGA를 각각 목표값으로 두는 ASMM이며, 두 값을 하나로 통합 관리하는 AMM(memory_target 사용)은 ch29에서 다룬다.</w:t>
       </w:r>
     </w:p>
     <w:p>
@@ -965,7 +965,7 @@
           <w:rFonts w:ascii="맑은 고딕" w:hAnsi="맑은 고딕" w:eastAsia="맑은 고딕"/>
           <w:sz w:val="21"/>
         </w:rPr>
-        <w:t>오라클 가이드가 특히 강조하는 것은 PROCESSES다. '가장 중요한 1차 파라미터이며, 다른 많은 파라미터 값이 이것에서 파생된다'고 서술한다. SESSIONS는 기본적으로 PROCESSES에서 자동 계산되는데, 공유 서버를 쓰면 이 파생값이 부족해질 수 있어 별도로 키워야 한다. 이 관계는 4.6절 전용/공유 서버에서 다시 본다.</w:t>
+        <w:t>오라클 가이드가 특히 강조하는 것은 PROCESSES다. '가장 중요한 1차 파라미터이며, 다른 많은 파라미터 값이 이것에서 파생된다'고 서술한다. SESSIONS는 기본적으로 PROCESSES에서 자동 계산되는데, 공유 서버를 쓰면 이 파생값이 부족해질 수 있어 별도로 키워야 한다. 이 관계는 18.6절 전용/공유 서버에서 다시 본다.</w:t>
       </w:r>
     </w:p>
     <w:p>
@@ -1415,7 +1415,7 @@
                 <w:rFonts w:ascii="맑은 고딕" w:hAnsi="맑은 고딕" w:eastAsia="맑은 고딕"/>
                 <w:sz w:val="20"/>
               </w:rPr>
-              <w:t>· sessions=776은 processes=500에서 자동 파생된 값이다. 공유 서버를 켜면 이 값이 부족해질 수 있어 명시적으로 키운다(4.6절).</w:t>
+              <w:t>· sessions=776은 processes=500에서 자동 파생된 값이다. 공유 서버를 켜면 이 값이 부족해질 수 있어 명시적으로 키운다(18.6절).</w:t>
             </w:r>
           </w:p>
           <w:p>
@@ -1441,7 +1441,7 @@
         <w:rPr>
           <w:rFonts w:ascii="맑은 고딕" w:hAnsi="맑은 고딕" w:eastAsia="맑은 고딕"/>
         </w:rPr>
-        <w:t>4.4  Undo 보존과 ORA-01555 — 읽기 일관성의 값</w:t>
+        <w:t>18.4  Undo 보존과 ORA-01555 — 읽기 일관성의 값</w:t>
       </w:r>
     </w:p>
     <w:p>
@@ -1693,7 +1693,7 @@
           <w:rFonts w:ascii="맑은 고딕" w:hAnsi="맑은 고딕" w:eastAsia="맑은 고딕"/>
           <w:sz w:val="21"/>
         </w:rPr>
-        <w:t>읽어야 할 값은 세 가지다. RETENTION=NOGUARANTEE, UNDO_RETENTION=900(4.3절 실측, 초 단위이므로 15분), Undo 테이블스페이스 크기 380MB. 이 셋의 조합이 ORA-01555가 날 수 있는지를 결정한다.</w:t>
+        <w:t>읽어야 할 값은 세 가지다. RETENTION=NOGUARANTEE, UNDO_RETENTION=900(18.3절 실측, 초 단위이므로 15분), Undo 테이블스페이스 크기 380MB. 이 셋의 조합이 ORA-01555가 날 수 있는지를 결정한다.</w:t>
       </w:r>
     </w:p>
     <w:p>
@@ -2325,7 +2325,7 @@
         <w:rPr>
           <w:rFonts w:ascii="맑은 고딕" w:hAnsi="맑은 고딕" w:eastAsia="맑은 고딕"/>
         </w:rPr>
-        <w:t>4.5  임시 테이블스페이스와 ORA-01652 — 정렬이 흘러넘칠 때</w:t>
+        <w:t>18.5  임시 테이블스페이스와 ORA-01652 — 정렬이 흘러넘칠 때</w:t>
       </w:r>
     </w:p>
     <w:p>
@@ -2798,7 +2798,7 @@
         <w:rPr>
           <w:rFonts w:ascii="맑은 고딕" w:hAnsi="맑은 고딕" w:eastAsia="맑은 고딕"/>
         </w:rPr>
-        <w:t>4.6  전용 서버와 공유 서버 — 프로세스와 메모리의 선택</w:t>
+        <w:t>18.6  전용 서버와 공유 서버 — 프로세스와 메모리의 선택</w:t>
       </w:r>
     </w:p>
     <w:p>
@@ -3614,7 +3614,7 @@
           <w:rFonts w:ascii="맑은 고딕" w:hAnsi="맑은 고딕" w:eastAsia="맑은 고딕"/>
           <w:sz w:val="21"/>
         </w:rPr>
-        <w:t>이 실습 환경은 전용 서버 구성이다(공유 서버 미구성이면 V$QUEUE의 COMMON 행이 없거나 TOTALQ=0으로 나온다). 4.3절 실측에서 processes=500, sessions=776이었다. 공유 서버로 전환하면 하나의 공유 서버 프로세스를 여러 세션이 나눠 쓰므로 프로세스 수는 줄지만, 세션 수는 오히려 늘어날 수 있어 SESSIONS를 넉넉히 잡아야 한다. 경합이 감지되면 먼저 메모리 문제(공유 풀·라지 풀)가 아닌지 확인한 뒤, MAX_DISPATCHERS·MAX_SHARED_SERVERS·DISPATCHERS·SHARED_SERVERS로 자원을 늘린다.</w:t>
+        <w:t>이 실습 환경은 전용 서버 구성이다(공유 서버 미구성이면 V$QUEUE의 COMMON 행이 없거나 TOTALQ=0으로 나온다). 18.3절 실측에서 processes=500, sessions=776이었다. 공유 서버로 전환하면 하나의 공유 서버 프로세스를 여러 세션이 나눠 쓰므로 프로세스 수는 줄지만, 세션 수는 오히려 늘어날 수 있어 SESSIONS를 넉넉히 잡아야 한다. 경합이 감지되면 먼저 메모리 문제(공유 풀·라지 풀)가 아닌지 확인한 뒤, MAX_DISPATCHERS·MAX_SHARED_SERVERS·DISPATCHERS·SHARED_SERVERS로 자원을 늘린다.</w:t>
       </w:r>
     </w:p>
     <w:p>
@@ -3711,7 +3711,7 @@
         <w:rPr>
           <w:rFonts w:ascii="맑은 고딕" w:hAnsi="맑은 고딕" w:eastAsia="맑은 고딕"/>
         </w:rPr>
-        <w:t>4.7  블록 크기와 행 이주 — 한 블록에 행이 안 들어갈 때</w:t>
+        <w:t>18.7  블록 크기와 행 이주 — 한 블록에 행이 안 들어갈 때</w:t>
       </w:r>
     </w:p>
     <w:p>
@@ -4192,7 +4192,7 @@
         <w:rPr>
           <w:rFonts w:ascii="맑은 고딕" w:hAnsi="맑은 고딕" w:eastAsia="맑은 고딕"/>
         </w:rPr>
-        <w:t>4.8  실습 환경의 테이블스페이스 지도</w:t>
+        <w:t>18.8  실습 환경의 테이블스페이스 지도</w:t>
       </w:r>
     </w:p>
     <w:p>
@@ -4413,7 +4413,7 @@
           <w:rFonts w:ascii="맑은 고딕" w:hAnsi="맑은 고딕" w:eastAsia="맑은 고딕"/>
           <w:sz w:val="21"/>
         </w:rPr>
-        <w:t>USERS가 2,369MB로 가장 크고 데이터 파일이 2개다. 진료비 스키마의 업무 테이블이 여기에 있다. SYSAUX 900MB는 AWR·옵티마이저 통계 등 관리 정보가 쌓이는 곳으로 ch20에서 용량을 다룬다. UNDOTBS1 380MB는 4.4절에서 본 Undo, TEMP 20MB는 4.5절에서 본 임시 공간이다. 이 지도를 기억해 두면, 뒤에서 'ORA-01555가 났다'거나 'ORA-01652가 났다'는 상황을 만났을 때 어느 테이블스페이스가 관여하는지 바로 연결할 수 있다.</w:t>
+        <w:t>USERS가 2,369MB로 가장 크고 데이터 파일이 2개다. 진료비 스키마의 업무 테이블이 여기에 있다. SYSAUX 900MB는 AWR·옵티마이저 통계 등 관리 정보가 쌓이는 곳으로 ch20에서 용량을 다룬다. UNDOTBS1 380MB는 18.4절에서 본 Undo, TEMP 20MB는 18.5절에서 본 임시 공간이다. 이 지도를 기억해 두면, 뒤에서 'ORA-01555가 났다'거나 'ORA-01652가 났다'는 상황을 만났을 때 어느 테이블스페이스가 관여하는지 바로 연결할 수 있다.</w:t>
       </w:r>
     </w:p>
     <w:p>
@@ -4434,7 +4434,7 @@
         <w:rPr>
           <w:rFonts w:ascii="맑은 고딕" w:hAnsi="맑은 고딕" w:eastAsia="맑은 고딕"/>
         </w:rPr>
-        <w:t>4.9  요약</w:t>
+        <w:t>18.9  요약</w:t>
       </w:r>
     </w:p>
     <w:p>
@@ -4529,7 +4529,7 @@
         <w:rPr>
           <w:rFonts w:ascii="맑은 고딕" w:hAnsi="맑은 고딕" w:eastAsia="맑은 고딕"/>
         </w:rPr>
-        <w:t>4.10  퀴즈</w:t>
+        <w:t>18.10  퀴즈</w:t>
       </w:r>
     </w:p>
     <w:tbl>
@@ -4641,7 +4641,7 @@
         <w:rPr>
           <w:rFonts w:ascii="맑은 고딕" w:hAnsi="맑은 고딕" w:eastAsia="맑은 고딕"/>
         </w:rPr>
-        <w:t>4.11  실습 개요</w:t>
+        <w:t>18.11  실습 개요</w:t>
       </w:r>
     </w:p>
     <w:p>
